--- a/KHBD_Tin_học/Lớp_7/Bài_01/KHBD_Tin_hoc_Lớp_7_Bai01_Thiết_bị_vào_-_ra.docx
+++ b/KHBD_Tin_học/Lớp_7/Bài_01/KHBD_Tin_hoc_Lớp_7_Bai01_Thiết_bị_vào_-_ra.docx
@@ -742,93 +742,388 @@
         <w:t>Hoạt động cá nhân nhanh (2 phút) sau đó chia sẻ với lớp.</w:t>
       </w:r>
     </w:p>
-    <w:p>
-      <w:pPr>
-        <w:spacing w:after="0" w:line="276" w:lineRule="auto"/>
-        <w:ind w:firstLine="567"/>
-      </w:pPr>
-      <w:r>
-        <w:rPr>
-          <w:rFonts w:ascii="Times New Roman" w:hAnsi="Times New Roman" w:cs="Times New Roman" w:eastAsia="Times New Roman"/>
-          <w:i/>
-          <w:sz w:val="26"/>
-        </w:rPr>
-        <w:t>Bước 1. Chuyển giao nhiệm vụ học tập</w:t>
-      </w:r>
-      <w:r>
-        <w:rPr>
-          <w:rFonts w:ascii="Times New Roman" w:hAnsi="Times New Roman" w:cs="Times New Roman" w:eastAsia="Times New Roman"/>
-          <w:sz w:val="26"/>
-        </w:rPr>
-        <w:br/>
-        <w:t>GV yêu cầu HS quan sát phòng máy và liệt kê nhanh các thiết bị nhìn thấy.</w:t>
-      </w:r>
-    </w:p>
-    <w:p>
-      <w:pPr>
-        <w:spacing w:after="0" w:line="276" w:lineRule="auto"/>
-        <w:ind w:firstLine="567"/>
-      </w:pPr>
-      <w:r>
-        <w:rPr>
-          <w:rFonts w:ascii="Times New Roman" w:hAnsi="Times New Roman" w:cs="Times New Roman" w:eastAsia="Times New Roman"/>
-          <w:i/>
-          <w:sz w:val="26"/>
-        </w:rPr>
-        <w:t>Bước 2. Học sinh tiếp nhận nhiệm vụ học tập</w:t>
-      </w:r>
-      <w:r>
-        <w:rPr>
-          <w:rFonts w:ascii="Times New Roman" w:hAnsi="Times New Roman" w:cs="Times New Roman" w:eastAsia="Times New Roman"/>
-          <w:sz w:val="26"/>
-        </w:rPr>
-        <w:br/>
-        <w:t>HS quan sát xung quanh và ghi nhanh vào giấy nháp.</w:t>
-      </w:r>
-    </w:p>
-    <w:p>
-      <w:pPr>
-        <w:spacing w:after="0" w:line="276" w:lineRule="auto"/>
-        <w:ind w:firstLine="567"/>
-      </w:pPr>
-      <w:r>
-        <w:rPr>
-          <w:rFonts w:ascii="Times New Roman" w:hAnsi="Times New Roman" w:cs="Times New Roman" w:eastAsia="Times New Roman"/>
-          <w:i/>
-          <w:sz w:val="26"/>
-        </w:rPr>
-        <w:t>Bước 3. Báo cáo kết quả hoạt động</w:t>
-      </w:r>
-      <w:r>
-        <w:rPr>
-          <w:rFonts w:ascii="Times New Roman" w:hAnsi="Times New Roman" w:cs="Times New Roman" w:eastAsia="Times New Roman"/>
-          <w:sz w:val="26"/>
-        </w:rPr>
-        <w:br/>
-        <w:t>HS xung phong đọc danh sách. GV ghi lên bảng.</w:t>
-      </w:r>
-    </w:p>
-    <w:p>
-      <w:pPr>
-        <w:spacing w:after="0" w:line="276" w:lineRule="auto"/>
-        <w:ind w:firstLine="567"/>
-      </w:pPr>
-      <w:r>
-        <w:rPr>
-          <w:rFonts w:ascii="Times New Roman" w:hAnsi="Times New Roman" w:cs="Times New Roman" w:eastAsia="Times New Roman"/>
-          <w:i/>
-          <w:sz w:val="26"/>
-        </w:rPr>
-        <w:t>Bước 4. Đánh giá kết quả thực hiện nhiệm vụ</w:t>
-      </w:r>
-      <w:r>
-        <w:rPr>
-          <w:rFonts w:ascii="Times New Roman" w:hAnsi="Times New Roman" w:cs="Times New Roman" w:eastAsia="Times New Roman"/>
-          <w:sz w:val="26"/>
-        </w:rPr>
-        <w:br/>
-        <w:t>GV đặt câu hỏi: "Chúng ta sẽ phân loại những thiết bị này như thế nào?" → Dẫn vào bài.</w:t>
-      </w:r>
+    <w:tbl>
+      <w:tblPr>
+        <w:tblW w:type="auto" w:w="0"/>
+        <w:tblLook w:firstColumn="1" w:firstRow="1" w:lastColumn="0" w:lastRow="0" w:noHBand="0" w:noVBand="1" w:val="04A0"/>
+        <w:tblBorders>
+          <w:top w:val="single" w:sz="4" w:color="000000" w:space="0"/>
+          <w:left w:val="single" w:sz="4" w:color="000000" w:space="0"/>
+          <w:bottom w:val="single" w:sz="4" w:color="000000" w:space="0"/>
+          <w:right w:val="single" w:sz="4" w:color="000000" w:space="0"/>
+          <w:insideH w:val="single" w:sz="4" w:color="000000" w:space="0"/>
+          <w:insideV w:val="single" w:sz="4" w:color="000000" w:space="0"/>
+        </w:tblBorders>
+      </w:tblPr>
+      <w:tblGrid>
+        <w:gridCol w:w="1805"/>
+        <w:gridCol w:w="3610"/>
+        <w:gridCol w:w="3611"/>
+      </w:tblGrid>
+      <w:tblGrid>
+        <w:gridCol w:w="3198"/>
+        <w:gridCol w:w="3198"/>
+        <w:gridCol w:w="3198"/>
+      </w:tblGrid>
+      <w:tr>
+        <w:tc>
+          <w:tcPr>
+            <w:tcW w:type="dxa" w:w="3198"/>
+          </w:tcPr>
+          <w:p>
+            <w:pPr>
+              <w:spacing w:line="276" w:lineRule="auto"/>
+              <w:jc w:val="center"/>
+            </w:pPr>
+            <w:r>
+              <w:rPr>
+                <w:rFonts w:ascii="Times New Roman" w:hAnsi="Times New Roman" w:cs="Times New Roman" w:eastAsia="Times New Roman"/>
+                <w:b/>
+                <w:i w:val="0"/>
+                <w:sz w:val="26"/>
+              </w:rPr>
+              <w:t>Bước</w:t>
+            </w:r>
+          </w:p>
+        </w:tc>
+        <w:tc>
+          <w:tcPr>
+            <w:tcW w:type="dxa" w:w="3198"/>
+          </w:tcPr>
+          <w:p>
+            <w:pPr>
+              <w:spacing w:line="276" w:lineRule="auto"/>
+              <w:jc w:val="center"/>
+            </w:pPr>
+            <w:r>
+              <w:rPr>
+                <w:rFonts w:ascii="Times New Roman" w:hAnsi="Times New Roman" w:cs="Times New Roman" w:eastAsia="Times New Roman"/>
+                <w:b/>
+                <w:i w:val="0"/>
+                <w:sz w:val="26"/>
+              </w:rPr>
+              <w:t>Hoạt động của GV</w:t>
+            </w:r>
+          </w:p>
+        </w:tc>
+        <w:tc>
+          <w:tcPr>
+            <w:tcW w:type="dxa" w:w="3198"/>
+          </w:tcPr>
+          <w:p>
+            <w:pPr>
+              <w:spacing w:line="276" w:lineRule="auto"/>
+              <w:jc w:val="center"/>
+            </w:pPr>
+            <w:r>
+              <w:rPr>
+                <w:rFonts w:ascii="Times New Roman" w:hAnsi="Times New Roman" w:cs="Times New Roman" w:eastAsia="Times New Roman"/>
+                <w:b/>
+                <w:i w:val="0"/>
+                <w:sz w:val="26"/>
+              </w:rPr>
+              <w:t>Hoạt động của HS</w:t>
+            </w:r>
+          </w:p>
+        </w:tc>
+      </w:tr>
+      <w:tr>
+        <w:tc>
+          <w:tcPr>
+            <w:tcW w:type="dxa" w:w="1805"/>
+          </w:tcPr>
+          <w:p>
+            <w:pPr>
+              <w:spacing w:line="276" w:lineRule="auto"/>
+              <w:jc w:val="center"/>
+            </w:pPr>
+            <w:r>
+              <w:rPr>
+                <w:rFonts w:ascii="Times New Roman" w:hAnsi="Times New Roman" w:cs="Times New Roman" w:eastAsia="Times New Roman"/>
+                <w:b/>
+                <w:i/>
+                <w:sz w:val="26"/>
+              </w:rPr>
+              <w:t>Bước 1:</w:t>
+            </w:r>
+          </w:p>
+          <w:p>
+            <w:r>
+              <w:rPr>
+                <w:rFonts w:ascii="Times New Roman" w:hAnsi="Times New Roman" w:cs="Times New Roman" w:eastAsia="Times New Roman"/>
+                <w:b/>
+                <w:i/>
+                <w:sz w:val="26"/>
+              </w:rPr>
+              <w:t>Chuyển giao</w:t>
+            </w:r>
+          </w:p>
+          <w:p>
+            <w:r>
+              <w:rPr>
+                <w:rFonts w:ascii="Times New Roman" w:hAnsi="Times New Roman" w:cs="Times New Roman" w:eastAsia="Times New Roman"/>
+                <w:b/>
+                <w:i/>
+                <w:sz w:val="26"/>
+              </w:rPr>
+              <w:t>nhiệm vụ học tập</w:t>
+            </w:r>
+          </w:p>
+        </w:tc>
+        <w:tc>
+          <w:tcPr>
+            <w:tcW w:type="dxa" w:w="3610"/>
+          </w:tcPr>
+          <w:p>
+            <w:pPr>
+              <w:spacing w:line="276" w:lineRule="auto"/>
+            </w:pPr>
+            <w:r>
+              <w:rPr>
+                <w:rFonts w:ascii="Times New Roman" w:hAnsi="Times New Roman" w:cs="Times New Roman" w:eastAsia="Times New Roman"/>
+                <w:b w:val="0"/>
+                <w:i w:val="0"/>
+                <w:sz w:val="26"/>
+              </w:rPr>
+              <w:t>GV yêu cầu HS quan sát phòng máy và liệt kê nhanh các thiết bị nhìn thấy.</w:t>
+            </w:r>
+          </w:p>
+        </w:tc>
+        <w:tc>
+          <w:tcPr>
+            <w:tcW w:type="dxa" w:w="3611"/>
+          </w:tcPr>
+          <w:p>
+            <w:pPr>
+              <w:spacing w:line="276" w:lineRule="auto"/>
+            </w:pPr>
+          </w:p>
+        </w:tc>
+      </w:tr>
+      <w:tr>
+        <w:tc>
+          <w:tcPr>
+            <w:tcW w:type="dxa" w:w="1805"/>
+          </w:tcPr>
+          <w:p>
+            <w:pPr>
+              <w:spacing w:line="276" w:lineRule="auto"/>
+              <w:jc w:val="center"/>
+            </w:pPr>
+            <w:r>
+              <w:rPr>
+                <w:rFonts w:ascii="Times New Roman" w:hAnsi="Times New Roman" w:cs="Times New Roman" w:eastAsia="Times New Roman"/>
+                <w:b/>
+                <w:i/>
+                <w:sz w:val="26"/>
+              </w:rPr>
+              <w:t>Bước 2:</w:t>
+            </w:r>
+          </w:p>
+          <w:p>
+            <w:r>
+              <w:rPr>
+                <w:rFonts w:ascii="Times New Roman" w:hAnsi="Times New Roman" w:cs="Times New Roman" w:eastAsia="Times New Roman"/>
+                <w:b/>
+                <w:i/>
+                <w:sz w:val="26"/>
+              </w:rPr>
+              <w:t>Học sinh tiếp nhận</w:t>
+            </w:r>
+          </w:p>
+          <w:p>
+            <w:r>
+              <w:rPr>
+                <w:rFonts w:ascii="Times New Roman" w:hAnsi="Times New Roman" w:cs="Times New Roman" w:eastAsia="Times New Roman"/>
+                <w:b/>
+                <w:i/>
+                <w:sz w:val="26"/>
+              </w:rPr>
+              <w:t>nhiệm vụ học tập</w:t>
+            </w:r>
+          </w:p>
+        </w:tc>
+        <w:tc>
+          <w:tcPr>
+            <w:tcW w:type="dxa" w:w="3610"/>
+          </w:tcPr>
+          <w:p>
+            <w:pPr>
+              <w:spacing w:line="276" w:lineRule="auto"/>
+            </w:pPr>
+            <w:r>
+              <w:rPr>
+                <w:rFonts w:ascii="Times New Roman" w:hAnsi="Times New Roman" w:cs="Times New Roman" w:eastAsia="Times New Roman"/>
+                <w:b w:val="0"/>
+                <w:i w:val="0"/>
+                <w:sz w:val="26"/>
+              </w:rPr>
+              <w:t>HS quan sát xung quanh và ghi nhanh vào giấy nháp.</w:t>
+            </w:r>
+          </w:p>
+        </w:tc>
+        <w:tc>
+          <w:tcPr>
+            <w:tcW w:type="dxa" w:w="3611"/>
+          </w:tcPr>
+          <w:p>
+            <w:pPr>
+              <w:spacing w:line="276" w:lineRule="auto"/>
+            </w:pPr>
+          </w:p>
+        </w:tc>
+      </w:tr>
+      <w:tr>
+        <w:tc>
+          <w:tcPr>
+            <w:tcW w:type="dxa" w:w="1805"/>
+          </w:tcPr>
+          <w:p>
+            <w:pPr>
+              <w:spacing w:line="276" w:lineRule="auto"/>
+              <w:jc w:val="center"/>
+            </w:pPr>
+            <w:r>
+              <w:rPr>
+                <w:rFonts w:ascii="Times New Roman" w:hAnsi="Times New Roman" w:cs="Times New Roman" w:eastAsia="Times New Roman"/>
+                <w:b/>
+                <w:i/>
+                <w:sz w:val="26"/>
+              </w:rPr>
+              <w:t>Bước 3:</w:t>
+            </w:r>
+          </w:p>
+          <w:p>
+            <w:r>
+              <w:rPr>
+                <w:rFonts w:ascii="Times New Roman" w:hAnsi="Times New Roman" w:cs="Times New Roman" w:eastAsia="Times New Roman"/>
+                <w:b/>
+                <w:i/>
+                <w:sz w:val="26"/>
+              </w:rPr>
+              <w:t>Báo cáo kết quả</w:t>
+            </w:r>
+          </w:p>
+          <w:p>
+            <w:r>
+              <w:rPr>
+                <w:rFonts w:ascii="Times New Roman" w:hAnsi="Times New Roman" w:cs="Times New Roman" w:eastAsia="Times New Roman"/>
+                <w:b/>
+                <w:i/>
+                <w:sz w:val="26"/>
+              </w:rPr>
+              <w:t>hoạt động</w:t>
+            </w:r>
+          </w:p>
+        </w:tc>
+        <w:tc>
+          <w:tcPr>
+            <w:tcW w:type="dxa" w:w="3610"/>
+          </w:tcPr>
+          <w:p>
+            <w:pPr>
+              <w:spacing w:line="276" w:lineRule="auto"/>
+            </w:pPr>
+            <w:r>
+              <w:rPr>
+                <w:rFonts w:ascii="Times New Roman" w:hAnsi="Times New Roman" w:cs="Times New Roman" w:eastAsia="Times New Roman"/>
+                <w:b w:val="0"/>
+                <w:i w:val="0"/>
+                <w:sz w:val="26"/>
+              </w:rPr>
+              <w:t>HS xung phong đọc danh sách. GV ghi lên bảng.</w:t>
+            </w:r>
+          </w:p>
+        </w:tc>
+        <w:tc>
+          <w:tcPr>
+            <w:tcW w:type="dxa" w:w="3611"/>
+          </w:tcPr>
+          <w:p>
+            <w:pPr>
+              <w:spacing w:line="276" w:lineRule="auto"/>
+            </w:pPr>
+          </w:p>
+        </w:tc>
+      </w:tr>
+      <w:tr>
+        <w:tc>
+          <w:tcPr>
+            <w:tcW w:type="dxa" w:w="1805"/>
+          </w:tcPr>
+          <w:p>
+            <w:pPr>
+              <w:spacing w:line="276" w:lineRule="auto"/>
+              <w:jc w:val="center"/>
+            </w:pPr>
+            <w:r>
+              <w:rPr>
+                <w:rFonts w:ascii="Times New Roman" w:hAnsi="Times New Roman" w:cs="Times New Roman" w:eastAsia="Times New Roman"/>
+                <w:b/>
+                <w:i/>
+                <w:sz w:val="26"/>
+              </w:rPr>
+              <w:t>Bước 4:</w:t>
+            </w:r>
+          </w:p>
+          <w:p>
+            <w:r>
+              <w:rPr>
+                <w:rFonts w:ascii="Times New Roman" w:hAnsi="Times New Roman" w:cs="Times New Roman" w:eastAsia="Times New Roman"/>
+                <w:b/>
+                <w:i/>
+                <w:sz w:val="26"/>
+              </w:rPr>
+              <w:t>Đánh giá kết quả</w:t>
+            </w:r>
+          </w:p>
+          <w:p>
+            <w:r>
+              <w:rPr>
+                <w:rFonts w:ascii="Times New Roman" w:hAnsi="Times New Roman" w:cs="Times New Roman" w:eastAsia="Times New Roman"/>
+                <w:b/>
+                <w:i/>
+                <w:sz w:val="26"/>
+              </w:rPr>
+              <w:t>thực hiện nhiệm vụ</w:t>
+            </w:r>
+          </w:p>
+        </w:tc>
+        <w:tc>
+          <w:tcPr>
+            <w:tcW w:type="dxa" w:w="3610"/>
+          </w:tcPr>
+          <w:p>
+            <w:pPr>
+              <w:spacing w:line="276" w:lineRule="auto"/>
+            </w:pPr>
+            <w:r>
+              <w:rPr>
+                <w:rFonts w:ascii="Times New Roman" w:hAnsi="Times New Roman" w:cs="Times New Roman" w:eastAsia="Times New Roman"/>
+                <w:b w:val="0"/>
+                <w:i w:val="0"/>
+                <w:sz w:val="26"/>
+              </w:rPr>
+              <w:t>GV đặt câu hỏi: "Chúng ta sẽ phân loại những thiết bị này như thế nào?" → Dẫn vào bài.</w:t>
+            </w:r>
+          </w:p>
+        </w:tc>
+        <w:tc>
+          <w:tcPr>
+            <w:tcW w:type="dxa" w:w="3611"/>
+          </w:tcPr>
+          <w:p>
+            <w:pPr>
+              <w:spacing w:line="276" w:lineRule="auto"/>
+            </w:pPr>
+          </w:p>
+        </w:tc>
+      </w:tr>
+    </w:tbl>
+    <w:p>
+      <w:pPr>
+        <w:spacing w:line="276" w:lineRule="auto"/>
+      </w:pPr>
     </w:p>
     <w:p>
       <w:pPr>
@@ -929,93 +1224,388 @@
         <w:t>GV giảng kết hợp hỏi đáp; sau đó nhóm 4 làm bài tập phân loại.</w:t>
       </w:r>
     </w:p>
-    <w:p>
-      <w:pPr>
-        <w:spacing w:after="0" w:line="276" w:lineRule="auto"/>
-        <w:ind w:firstLine="567"/>
-      </w:pPr>
-      <w:r>
-        <w:rPr>
-          <w:rFonts w:ascii="Times New Roman" w:hAnsi="Times New Roman" w:cs="Times New Roman" w:eastAsia="Times New Roman"/>
-          <w:i/>
-          <w:sz w:val="26"/>
-        </w:rPr>
-        <w:t>Bước 1. Chuyển giao nhiệm vụ học tập</w:t>
-      </w:r>
-      <w:r>
-        <w:rPr>
-          <w:rFonts w:ascii="Times New Roman" w:hAnsi="Times New Roman" w:cs="Times New Roman" w:eastAsia="Times New Roman"/>
-          <w:sz w:val="26"/>
-        </w:rPr>
-        <w:br/>
-        <w:t>GV chiếu slide: Thiết bị vào = đưa thông tin/lệnh vào máy (bàn phím, chuột, micro, camera). Thiết bị ra = đưa thông tin ra ngoài (màn hình, máy in, loa).</w:t>
-      </w:r>
-    </w:p>
-    <w:p>
-      <w:pPr>
-        <w:spacing w:after="0" w:line="276" w:lineRule="auto"/>
-        <w:ind w:firstLine="567"/>
-      </w:pPr>
-      <w:r>
-        <w:rPr>
-          <w:rFonts w:ascii="Times New Roman" w:hAnsi="Times New Roman" w:cs="Times New Roman" w:eastAsia="Times New Roman"/>
-          <w:i/>
-          <w:sz w:val="26"/>
-        </w:rPr>
-        <w:t>Bước 2. Học sinh tiếp nhận nhiệm vụ học tập</w:t>
-      </w:r>
-      <w:r>
-        <w:rPr>
-          <w:rFonts w:ascii="Times New Roman" w:hAnsi="Times New Roman" w:cs="Times New Roman" w:eastAsia="Times New Roman"/>
-          <w:sz w:val="26"/>
-        </w:rPr>
-        <w:br/>
-        <w:t>HS đọc SGK tr.6-8, gạch chân ví dụ. GV hỏi từng thiết bị: "Thiết bị này vào hay ra?"</w:t>
-      </w:r>
-    </w:p>
-    <w:p>
-      <w:pPr>
-        <w:spacing w:after="0" w:line="276" w:lineRule="auto"/>
-        <w:ind w:firstLine="567"/>
-      </w:pPr>
-      <w:r>
-        <w:rPr>
-          <w:rFonts w:ascii="Times New Roman" w:hAnsi="Times New Roman" w:cs="Times New Roman" w:eastAsia="Times New Roman"/>
-          <w:i/>
-          <w:sz w:val="26"/>
-        </w:rPr>
-        <w:t>Bước 3. Báo cáo kết quả hoạt động</w:t>
-      </w:r>
-      <w:r>
-        <w:rPr>
-          <w:rFonts w:ascii="Times New Roman" w:hAnsi="Times New Roman" w:cs="Times New Roman" w:eastAsia="Times New Roman"/>
-          <w:sz w:val="26"/>
-        </w:rPr>
-        <w:br/>
-        <w:t>Nhóm 4 người thảo luận phân loại danh sách 10 thiết bị trên phiếu học tập. Đại diện trình bày.</w:t>
-      </w:r>
-    </w:p>
-    <w:p>
-      <w:pPr>
-        <w:spacing w:after="0" w:line="276" w:lineRule="auto"/>
-        <w:ind w:firstLine="567"/>
-      </w:pPr>
-      <w:r>
-        <w:rPr>
-          <w:rFonts w:ascii="Times New Roman" w:hAnsi="Times New Roman" w:cs="Times New Roman" w:eastAsia="Times New Roman"/>
-          <w:i/>
-          <w:sz w:val="26"/>
-        </w:rPr>
-        <w:t>Bước 4. Đánh giá kết quả thực hiện nhiệm vụ</w:t>
-      </w:r>
-      <w:r>
-        <w:rPr>
-          <w:rFonts w:ascii="Times New Roman" w:hAnsi="Times New Roman" w:cs="Times New Roman" w:eastAsia="Times New Roman"/>
-          <w:sz w:val="26"/>
-        </w:rPr>
-        <w:br/>
-        <w:t>GV nhận xét, giải thích các trường hợp đặc biệt (màn hình cảm ứng = vừa vào vừa ra). HS ghi vở.</w:t>
-      </w:r>
+    <w:tbl>
+      <w:tblPr>
+        <w:tblW w:type="auto" w:w="0"/>
+        <w:tblLook w:firstColumn="1" w:firstRow="1" w:lastColumn="0" w:lastRow="0" w:noHBand="0" w:noVBand="1" w:val="04A0"/>
+        <w:tblBorders>
+          <w:top w:val="single" w:sz="4" w:color="000000" w:space="0"/>
+          <w:left w:val="single" w:sz="4" w:color="000000" w:space="0"/>
+          <w:bottom w:val="single" w:sz="4" w:color="000000" w:space="0"/>
+          <w:right w:val="single" w:sz="4" w:color="000000" w:space="0"/>
+          <w:insideH w:val="single" w:sz="4" w:color="000000" w:space="0"/>
+          <w:insideV w:val="single" w:sz="4" w:color="000000" w:space="0"/>
+        </w:tblBorders>
+      </w:tblPr>
+      <w:tblGrid>
+        <w:gridCol w:w="1805"/>
+        <w:gridCol w:w="3610"/>
+        <w:gridCol w:w="3611"/>
+      </w:tblGrid>
+      <w:tblGrid>
+        <w:gridCol w:w="3198"/>
+        <w:gridCol w:w="3198"/>
+        <w:gridCol w:w="3198"/>
+      </w:tblGrid>
+      <w:tr>
+        <w:tc>
+          <w:tcPr>
+            <w:tcW w:type="dxa" w:w="3198"/>
+          </w:tcPr>
+          <w:p>
+            <w:pPr>
+              <w:spacing w:line="276" w:lineRule="auto"/>
+              <w:jc w:val="center"/>
+            </w:pPr>
+            <w:r>
+              <w:rPr>
+                <w:rFonts w:ascii="Times New Roman" w:hAnsi="Times New Roman" w:cs="Times New Roman" w:eastAsia="Times New Roman"/>
+                <w:b/>
+                <w:i w:val="0"/>
+                <w:sz w:val="26"/>
+              </w:rPr>
+              <w:t>Bước</w:t>
+            </w:r>
+          </w:p>
+        </w:tc>
+        <w:tc>
+          <w:tcPr>
+            <w:tcW w:type="dxa" w:w="3198"/>
+          </w:tcPr>
+          <w:p>
+            <w:pPr>
+              <w:spacing w:line="276" w:lineRule="auto"/>
+              <w:jc w:val="center"/>
+            </w:pPr>
+            <w:r>
+              <w:rPr>
+                <w:rFonts w:ascii="Times New Roman" w:hAnsi="Times New Roman" w:cs="Times New Roman" w:eastAsia="Times New Roman"/>
+                <w:b/>
+                <w:i w:val="0"/>
+                <w:sz w:val="26"/>
+              </w:rPr>
+              <w:t>Hoạt động của GV</w:t>
+            </w:r>
+          </w:p>
+        </w:tc>
+        <w:tc>
+          <w:tcPr>
+            <w:tcW w:type="dxa" w:w="3198"/>
+          </w:tcPr>
+          <w:p>
+            <w:pPr>
+              <w:spacing w:line="276" w:lineRule="auto"/>
+              <w:jc w:val="center"/>
+            </w:pPr>
+            <w:r>
+              <w:rPr>
+                <w:rFonts w:ascii="Times New Roman" w:hAnsi="Times New Roman" w:cs="Times New Roman" w:eastAsia="Times New Roman"/>
+                <w:b/>
+                <w:i w:val="0"/>
+                <w:sz w:val="26"/>
+              </w:rPr>
+              <w:t>Hoạt động của HS</w:t>
+            </w:r>
+          </w:p>
+        </w:tc>
+      </w:tr>
+      <w:tr>
+        <w:tc>
+          <w:tcPr>
+            <w:tcW w:type="dxa" w:w="1805"/>
+          </w:tcPr>
+          <w:p>
+            <w:pPr>
+              <w:spacing w:line="276" w:lineRule="auto"/>
+              <w:jc w:val="center"/>
+            </w:pPr>
+            <w:r>
+              <w:rPr>
+                <w:rFonts w:ascii="Times New Roman" w:hAnsi="Times New Roman" w:cs="Times New Roman" w:eastAsia="Times New Roman"/>
+                <w:b/>
+                <w:i/>
+                <w:sz w:val="26"/>
+              </w:rPr>
+              <w:t>Bước 1:</w:t>
+            </w:r>
+          </w:p>
+          <w:p>
+            <w:r>
+              <w:rPr>
+                <w:rFonts w:ascii="Times New Roman" w:hAnsi="Times New Roman" w:cs="Times New Roman" w:eastAsia="Times New Roman"/>
+                <w:b/>
+                <w:i/>
+                <w:sz w:val="26"/>
+              </w:rPr>
+              <w:t>Chuyển giao</w:t>
+            </w:r>
+          </w:p>
+          <w:p>
+            <w:r>
+              <w:rPr>
+                <w:rFonts w:ascii="Times New Roman" w:hAnsi="Times New Roman" w:cs="Times New Roman" w:eastAsia="Times New Roman"/>
+                <w:b/>
+                <w:i/>
+                <w:sz w:val="26"/>
+              </w:rPr>
+              <w:t>nhiệm vụ học tập</w:t>
+            </w:r>
+          </w:p>
+        </w:tc>
+        <w:tc>
+          <w:tcPr>
+            <w:tcW w:type="dxa" w:w="3610"/>
+          </w:tcPr>
+          <w:p>
+            <w:pPr>
+              <w:spacing w:line="276" w:lineRule="auto"/>
+            </w:pPr>
+            <w:r>
+              <w:rPr>
+                <w:rFonts w:ascii="Times New Roman" w:hAnsi="Times New Roman" w:cs="Times New Roman" w:eastAsia="Times New Roman"/>
+                <w:b w:val="0"/>
+                <w:i w:val="0"/>
+                <w:sz w:val="26"/>
+              </w:rPr>
+              <w:t>GV chiếu slide: Thiết bị vào = đưa thông tin/lệnh vào máy (bàn phím, chuột, micro, camera). Thiết bị ra = đưa thông tin ra ngoài (màn hình, máy in, loa).</w:t>
+            </w:r>
+          </w:p>
+        </w:tc>
+        <w:tc>
+          <w:tcPr>
+            <w:tcW w:type="dxa" w:w="3611"/>
+          </w:tcPr>
+          <w:p>
+            <w:pPr>
+              <w:spacing w:line="276" w:lineRule="auto"/>
+            </w:pPr>
+          </w:p>
+        </w:tc>
+      </w:tr>
+      <w:tr>
+        <w:tc>
+          <w:tcPr>
+            <w:tcW w:type="dxa" w:w="1805"/>
+          </w:tcPr>
+          <w:p>
+            <w:pPr>
+              <w:spacing w:line="276" w:lineRule="auto"/>
+              <w:jc w:val="center"/>
+            </w:pPr>
+            <w:r>
+              <w:rPr>
+                <w:rFonts w:ascii="Times New Roman" w:hAnsi="Times New Roman" w:cs="Times New Roman" w:eastAsia="Times New Roman"/>
+                <w:b/>
+                <w:i/>
+                <w:sz w:val="26"/>
+              </w:rPr>
+              <w:t>Bước 2:</w:t>
+            </w:r>
+          </w:p>
+          <w:p>
+            <w:r>
+              <w:rPr>
+                <w:rFonts w:ascii="Times New Roman" w:hAnsi="Times New Roman" w:cs="Times New Roman" w:eastAsia="Times New Roman"/>
+                <w:b/>
+                <w:i/>
+                <w:sz w:val="26"/>
+              </w:rPr>
+              <w:t>Học sinh tiếp nhận</w:t>
+            </w:r>
+          </w:p>
+          <w:p>
+            <w:r>
+              <w:rPr>
+                <w:rFonts w:ascii="Times New Roman" w:hAnsi="Times New Roman" w:cs="Times New Roman" w:eastAsia="Times New Roman"/>
+                <w:b/>
+                <w:i/>
+                <w:sz w:val="26"/>
+              </w:rPr>
+              <w:t>nhiệm vụ học tập</w:t>
+            </w:r>
+          </w:p>
+        </w:tc>
+        <w:tc>
+          <w:tcPr>
+            <w:tcW w:type="dxa" w:w="3610"/>
+          </w:tcPr>
+          <w:p>
+            <w:pPr>
+              <w:spacing w:line="276" w:lineRule="auto"/>
+            </w:pPr>
+            <w:r>
+              <w:rPr>
+                <w:rFonts w:ascii="Times New Roman" w:hAnsi="Times New Roman" w:cs="Times New Roman" w:eastAsia="Times New Roman"/>
+                <w:b w:val="0"/>
+                <w:i w:val="0"/>
+                <w:sz w:val="26"/>
+              </w:rPr>
+              <w:t>HS đọc SGK tr.6-8, gạch chân ví dụ. GV hỏi từng thiết bị: "Thiết bị này vào hay ra?"</w:t>
+            </w:r>
+          </w:p>
+        </w:tc>
+        <w:tc>
+          <w:tcPr>
+            <w:tcW w:type="dxa" w:w="3611"/>
+          </w:tcPr>
+          <w:p>
+            <w:pPr>
+              <w:spacing w:line="276" w:lineRule="auto"/>
+            </w:pPr>
+          </w:p>
+        </w:tc>
+      </w:tr>
+      <w:tr>
+        <w:tc>
+          <w:tcPr>
+            <w:tcW w:type="dxa" w:w="1805"/>
+          </w:tcPr>
+          <w:p>
+            <w:pPr>
+              <w:spacing w:line="276" w:lineRule="auto"/>
+              <w:jc w:val="center"/>
+            </w:pPr>
+            <w:r>
+              <w:rPr>
+                <w:rFonts w:ascii="Times New Roman" w:hAnsi="Times New Roman" w:cs="Times New Roman" w:eastAsia="Times New Roman"/>
+                <w:b/>
+                <w:i/>
+                <w:sz w:val="26"/>
+              </w:rPr>
+              <w:t>Bước 3:</w:t>
+            </w:r>
+          </w:p>
+          <w:p>
+            <w:r>
+              <w:rPr>
+                <w:rFonts w:ascii="Times New Roman" w:hAnsi="Times New Roman" w:cs="Times New Roman" w:eastAsia="Times New Roman"/>
+                <w:b/>
+                <w:i/>
+                <w:sz w:val="26"/>
+              </w:rPr>
+              <w:t>Báo cáo kết quả</w:t>
+            </w:r>
+          </w:p>
+          <w:p>
+            <w:r>
+              <w:rPr>
+                <w:rFonts w:ascii="Times New Roman" w:hAnsi="Times New Roman" w:cs="Times New Roman" w:eastAsia="Times New Roman"/>
+                <w:b/>
+                <w:i/>
+                <w:sz w:val="26"/>
+              </w:rPr>
+              <w:t>hoạt động</w:t>
+            </w:r>
+          </w:p>
+        </w:tc>
+        <w:tc>
+          <w:tcPr>
+            <w:tcW w:type="dxa" w:w="3610"/>
+          </w:tcPr>
+          <w:p>
+            <w:pPr>
+              <w:spacing w:line="276" w:lineRule="auto"/>
+            </w:pPr>
+            <w:r>
+              <w:rPr>
+                <w:rFonts w:ascii="Times New Roman" w:hAnsi="Times New Roman" w:cs="Times New Roman" w:eastAsia="Times New Roman"/>
+                <w:b w:val="0"/>
+                <w:i w:val="0"/>
+                <w:sz w:val="26"/>
+              </w:rPr>
+              <w:t>Nhóm 4 người thảo luận phân loại danh sách 10 thiết bị trên phiếu học tập. Đại diện trình bày.</w:t>
+            </w:r>
+          </w:p>
+        </w:tc>
+        <w:tc>
+          <w:tcPr>
+            <w:tcW w:type="dxa" w:w="3611"/>
+          </w:tcPr>
+          <w:p>
+            <w:pPr>
+              <w:spacing w:line="276" w:lineRule="auto"/>
+            </w:pPr>
+          </w:p>
+        </w:tc>
+      </w:tr>
+      <w:tr>
+        <w:tc>
+          <w:tcPr>
+            <w:tcW w:type="dxa" w:w="1805"/>
+          </w:tcPr>
+          <w:p>
+            <w:pPr>
+              <w:spacing w:line="276" w:lineRule="auto"/>
+              <w:jc w:val="center"/>
+            </w:pPr>
+            <w:r>
+              <w:rPr>
+                <w:rFonts w:ascii="Times New Roman" w:hAnsi="Times New Roman" w:cs="Times New Roman" w:eastAsia="Times New Roman"/>
+                <w:b/>
+                <w:i/>
+                <w:sz w:val="26"/>
+              </w:rPr>
+              <w:t>Bước 4:</w:t>
+            </w:r>
+          </w:p>
+          <w:p>
+            <w:r>
+              <w:rPr>
+                <w:rFonts w:ascii="Times New Roman" w:hAnsi="Times New Roman" w:cs="Times New Roman" w:eastAsia="Times New Roman"/>
+                <w:b/>
+                <w:i/>
+                <w:sz w:val="26"/>
+              </w:rPr>
+              <w:t>Đánh giá kết quả</w:t>
+            </w:r>
+          </w:p>
+          <w:p>
+            <w:r>
+              <w:rPr>
+                <w:rFonts w:ascii="Times New Roman" w:hAnsi="Times New Roman" w:cs="Times New Roman" w:eastAsia="Times New Roman"/>
+                <w:b/>
+                <w:i/>
+                <w:sz w:val="26"/>
+              </w:rPr>
+              <w:t>thực hiện nhiệm vụ</w:t>
+            </w:r>
+          </w:p>
+        </w:tc>
+        <w:tc>
+          <w:tcPr>
+            <w:tcW w:type="dxa" w:w="3610"/>
+          </w:tcPr>
+          <w:p>
+            <w:pPr>
+              <w:spacing w:line="276" w:lineRule="auto"/>
+            </w:pPr>
+            <w:r>
+              <w:rPr>
+                <w:rFonts w:ascii="Times New Roman" w:hAnsi="Times New Roman" w:cs="Times New Roman" w:eastAsia="Times New Roman"/>
+                <w:b w:val="0"/>
+                <w:i w:val="0"/>
+                <w:sz w:val="26"/>
+              </w:rPr>
+              <w:t>GV nhận xét, giải thích các trường hợp đặc biệt (màn hình cảm ứng = vừa vào vừa ra). HS ghi vở.</w:t>
+            </w:r>
+          </w:p>
+        </w:tc>
+        <w:tc>
+          <w:tcPr>
+            <w:tcW w:type="dxa" w:w="3611"/>
+          </w:tcPr>
+          <w:p>
+            <w:pPr>
+              <w:spacing w:line="276" w:lineRule="auto"/>
+            </w:pPr>
+          </w:p>
+        </w:tc>
+      </w:tr>
+    </w:tbl>
+    <w:p>
+      <w:pPr>
+        <w:spacing w:line="276" w:lineRule="auto"/>
+      </w:pPr>
     </w:p>
     <w:p>
       <w:pPr>
@@ -1116,93 +1706,388 @@
         <w:t>Kết hợp bài tập lý thuyết và thực hành máy tính.</w:t>
       </w:r>
     </w:p>
-    <w:p>
-      <w:pPr>
-        <w:spacing w:after="0" w:line="276" w:lineRule="auto"/>
-        <w:ind w:firstLine="567"/>
-      </w:pPr>
-      <w:r>
-        <w:rPr>
-          <w:rFonts w:ascii="Times New Roman" w:hAnsi="Times New Roman" w:cs="Times New Roman" w:eastAsia="Times New Roman"/>
-          <w:i/>
-          <w:sz w:val="26"/>
-        </w:rPr>
-        <w:t>Bước 1. Chuyển giao nhiệm vụ học tập</w:t>
-      </w:r>
-      <w:r>
-        <w:rPr>
-          <w:rFonts w:ascii="Times New Roman" w:hAnsi="Times New Roman" w:cs="Times New Roman" w:eastAsia="Times New Roman"/>
-          <w:sz w:val="26"/>
-        </w:rPr>
-        <w:br/>
-        <w:t>GV phát phiếu: 10 câu hỏi phân loại thiết bị + 2 câu tình huống. HS mở máy, thực hành gõ đoạn văn.</w:t>
-      </w:r>
-    </w:p>
-    <w:p>
-      <w:pPr>
-        <w:spacing w:after="0" w:line="276" w:lineRule="auto"/>
-        <w:ind w:firstLine="567"/>
-      </w:pPr>
-      <w:r>
-        <w:rPr>
-          <w:rFonts w:ascii="Times New Roman" w:hAnsi="Times New Roman" w:cs="Times New Roman" w:eastAsia="Times New Roman"/>
-          <w:i/>
-          <w:sz w:val="26"/>
-        </w:rPr>
-        <w:t>Bước 2. Học sinh tiếp nhận nhiệm vụ học tập</w:t>
-      </w:r>
-      <w:r>
-        <w:rPr>
-          <w:rFonts w:ascii="Times New Roman" w:hAnsi="Times New Roman" w:cs="Times New Roman" w:eastAsia="Times New Roman"/>
-          <w:sz w:val="26"/>
-        </w:rPr>
-        <w:br/>
-        <w:t>HS làm bài tập lý thuyết (5 phút) và thực hành gõ bàn phím (5 phút).</w:t>
-      </w:r>
-    </w:p>
-    <w:p>
-      <w:pPr>
-        <w:spacing w:after="0" w:line="276" w:lineRule="auto"/>
-        <w:ind w:firstLine="567"/>
-      </w:pPr>
-      <w:r>
-        <w:rPr>
-          <w:rFonts w:ascii="Times New Roman" w:hAnsi="Times New Roman" w:cs="Times New Roman" w:eastAsia="Times New Roman"/>
-          <w:i/>
-          <w:sz w:val="26"/>
-        </w:rPr>
-        <w:t>Bước 3. Báo cáo kết quả hoạt động</w:t>
-      </w:r>
-      <w:r>
-        <w:rPr>
-          <w:rFonts w:ascii="Times New Roman" w:hAnsi="Times New Roman" w:cs="Times New Roman" w:eastAsia="Times New Roman"/>
-          <w:sz w:val="26"/>
-        </w:rPr>
-        <w:br/>
-        <w:t>HS đổi phiếu kiểm tra chéo. GV chiếu đáp án. HS báo cáo kết quả gõ bàn phím.</w:t>
-      </w:r>
-    </w:p>
-    <w:p>
-      <w:pPr>
-        <w:spacing w:after="0" w:line="276" w:lineRule="auto"/>
-        <w:ind w:firstLine="567"/>
-      </w:pPr>
-      <w:r>
-        <w:rPr>
-          <w:rFonts w:ascii="Times New Roman" w:hAnsi="Times New Roman" w:cs="Times New Roman" w:eastAsia="Times New Roman"/>
-          <w:i/>
-          <w:sz w:val="26"/>
-        </w:rPr>
-        <w:t>Bước 4. Đánh giá kết quả thực hiện nhiệm vụ</w:t>
-      </w:r>
-      <w:r>
-        <w:rPr>
-          <w:rFonts w:ascii="Times New Roman" w:hAnsi="Times New Roman" w:cs="Times New Roman" w:eastAsia="Times New Roman"/>
-          <w:sz w:val="26"/>
-        </w:rPr>
-        <w:br/>
-        <w:t>GV nhận xét kết quả thực hành. Nhấn mạnh tư thế ngồi và cách đặt tay đúng.</w:t>
-      </w:r>
+    <w:tbl>
+      <w:tblPr>
+        <w:tblW w:type="auto" w:w="0"/>
+        <w:tblLook w:firstColumn="1" w:firstRow="1" w:lastColumn="0" w:lastRow="0" w:noHBand="0" w:noVBand="1" w:val="04A0"/>
+        <w:tblBorders>
+          <w:top w:val="single" w:sz="4" w:color="000000" w:space="0"/>
+          <w:left w:val="single" w:sz="4" w:color="000000" w:space="0"/>
+          <w:bottom w:val="single" w:sz="4" w:color="000000" w:space="0"/>
+          <w:right w:val="single" w:sz="4" w:color="000000" w:space="0"/>
+          <w:insideH w:val="single" w:sz="4" w:color="000000" w:space="0"/>
+          <w:insideV w:val="single" w:sz="4" w:color="000000" w:space="0"/>
+        </w:tblBorders>
+      </w:tblPr>
+      <w:tblGrid>
+        <w:gridCol w:w="1805"/>
+        <w:gridCol w:w="3610"/>
+        <w:gridCol w:w="3611"/>
+      </w:tblGrid>
+      <w:tblGrid>
+        <w:gridCol w:w="3198"/>
+        <w:gridCol w:w="3198"/>
+        <w:gridCol w:w="3198"/>
+      </w:tblGrid>
+      <w:tr>
+        <w:tc>
+          <w:tcPr>
+            <w:tcW w:type="dxa" w:w="3198"/>
+          </w:tcPr>
+          <w:p>
+            <w:pPr>
+              <w:spacing w:line="276" w:lineRule="auto"/>
+              <w:jc w:val="center"/>
+            </w:pPr>
+            <w:r>
+              <w:rPr>
+                <w:rFonts w:ascii="Times New Roman" w:hAnsi="Times New Roman" w:cs="Times New Roman" w:eastAsia="Times New Roman"/>
+                <w:b/>
+                <w:i w:val="0"/>
+                <w:sz w:val="26"/>
+              </w:rPr>
+              <w:t>Bước</w:t>
+            </w:r>
+          </w:p>
+        </w:tc>
+        <w:tc>
+          <w:tcPr>
+            <w:tcW w:type="dxa" w:w="3198"/>
+          </w:tcPr>
+          <w:p>
+            <w:pPr>
+              <w:spacing w:line="276" w:lineRule="auto"/>
+              <w:jc w:val="center"/>
+            </w:pPr>
+            <w:r>
+              <w:rPr>
+                <w:rFonts w:ascii="Times New Roman" w:hAnsi="Times New Roman" w:cs="Times New Roman" w:eastAsia="Times New Roman"/>
+                <w:b/>
+                <w:i w:val="0"/>
+                <w:sz w:val="26"/>
+              </w:rPr>
+              <w:t>Hoạt động của GV</w:t>
+            </w:r>
+          </w:p>
+        </w:tc>
+        <w:tc>
+          <w:tcPr>
+            <w:tcW w:type="dxa" w:w="3198"/>
+          </w:tcPr>
+          <w:p>
+            <w:pPr>
+              <w:spacing w:line="276" w:lineRule="auto"/>
+              <w:jc w:val="center"/>
+            </w:pPr>
+            <w:r>
+              <w:rPr>
+                <w:rFonts w:ascii="Times New Roman" w:hAnsi="Times New Roman" w:cs="Times New Roman" w:eastAsia="Times New Roman"/>
+                <w:b/>
+                <w:i w:val="0"/>
+                <w:sz w:val="26"/>
+              </w:rPr>
+              <w:t>Hoạt động của HS</w:t>
+            </w:r>
+          </w:p>
+        </w:tc>
+      </w:tr>
+      <w:tr>
+        <w:tc>
+          <w:tcPr>
+            <w:tcW w:type="dxa" w:w="1805"/>
+          </w:tcPr>
+          <w:p>
+            <w:pPr>
+              <w:spacing w:line="276" w:lineRule="auto"/>
+              <w:jc w:val="center"/>
+            </w:pPr>
+            <w:r>
+              <w:rPr>
+                <w:rFonts w:ascii="Times New Roman" w:hAnsi="Times New Roman" w:cs="Times New Roman" w:eastAsia="Times New Roman"/>
+                <w:b/>
+                <w:i/>
+                <w:sz w:val="26"/>
+              </w:rPr>
+              <w:t>Bước 1:</w:t>
+            </w:r>
+          </w:p>
+          <w:p>
+            <w:r>
+              <w:rPr>
+                <w:rFonts w:ascii="Times New Roman" w:hAnsi="Times New Roman" w:cs="Times New Roman" w:eastAsia="Times New Roman"/>
+                <w:b/>
+                <w:i/>
+                <w:sz w:val="26"/>
+              </w:rPr>
+              <w:t>Chuyển giao</w:t>
+            </w:r>
+          </w:p>
+          <w:p>
+            <w:r>
+              <w:rPr>
+                <w:rFonts w:ascii="Times New Roman" w:hAnsi="Times New Roman" w:cs="Times New Roman" w:eastAsia="Times New Roman"/>
+                <w:b/>
+                <w:i/>
+                <w:sz w:val="26"/>
+              </w:rPr>
+              <w:t>nhiệm vụ học tập</w:t>
+            </w:r>
+          </w:p>
+        </w:tc>
+        <w:tc>
+          <w:tcPr>
+            <w:tcW w:type="dxa" w:w="3610"/>
+          </w:tcPr>
+          <w:p>
+            <w:pPr>
+              <w:spacing w:line="276" w:lineRule="auto"/>
+            </w:pPr>
+            <w:r>
+              <w:rPr>
+                <w:rFonts w:ascii="Times New Roman" w:hAnsi="Times New Roman" w:cs="Times New Roman" w:eastAsia="Times New Roman"/>
+                <w:b w:val="0"/>
+                <w:i w:val="0"/>
+                <w:sz w:val="26"/>
+              </w:rPr>
+              <w:t>GV phát phiếu: 10 câu hỏi phân loại thiết bị + 2 câu tình huống. HS mở máy, thực hành gõ đoạn văn.</w:t>
+            </w:r>
+          </w:p>
+        </w:tc>
+        <w:tc>
+          <w:tcPr>
+            <w:tcW w:type="dxa" w:w="3611"/>
+          </w:tcPr>
+          <w:p>
+            <w:pPr>
+              <w:spacing w:line="276" w:lineRule="auto"/>
+            </w:pPr>
+          </w:p>
+        </w:tc>
+      </w:tr>
+      <w:tr>
+        <w:tc>
+          <w:tcPr>
+            <w:tcW w:type="dxa" w:w="1805"/>
+          </w:tcPr>
+          <w:p>
+            <w:pPr>
+              <w:spacing w:line="276" w:lineRule="auto"/>
+              <w:jc w:val="center"/>
+            </w:pPr>
+            <w:r>
+              <w:rPr>
+                <w:rFonts w:ascii="Times New Roman" w:hAnsi="Times New Roman" w:cs="Times New Roman" w:eastAsia="Times New Roman"/>
+                <w:b/>
+                <w:i/>
+                <w:sz w:val="26"/>
+              </w:rPr>
+              <w:t>Bước 2:</w:t>
+            </w:r>
+          </w:p>
+          <w:p>
+            <w:r>
+              <w:rPr>
+                <w:rFonts w:ascii="Times New Roman" w:hAnsi="Times New Roman" w:cs="Times New Roman" w:eastAsia="Times New Roman"/>
+                <w:b/>
+                <w:i/>
+                <w:sz w:val="26"/>
+              </w:rPr>
+              <w:t>Học sinh tiếp nhận</w:t>
+            </w:r>
+          </w:p>
+          <w:p>
+            <w:r>
+              <w:rPr>
+                <w:rFonts w:ascii="Times New Roman" w:hAnsi="Times New Roman" w:cs="Times New Roman" w:eastAsia="Times New Roman"/>
+                <w:b/>
+                <w:i/>
+                <w:sz w:val="26"/>
+              </w:rPr>
+              <w:t>nhiệm vụ học tập</w:t>
+            </w:r>
+          </w:p>
+        </w:tc>
+        <w:tc>
+          <w:tcPr>
+            <w:tcW w:type="dxa" w:w="3610"/>
+          </w:tcPr>
+          <w:p>
+            <w:pPr>
+              <w:spacing w:line="276" w:lineRule="auto"/>
+            </w:pPr>
+            <w:r>
+              <w:rPr>
+                <w:rFonts w:ascii="Times New Roman" w:hAnsi="Times New Roman" w:cs="Times New Roman" w:eastAsia="Times New Roman"/>
+                <w:b w:val="0"/>
+                <w:i w:val="0"/>
+                <w:sz w:val="26"/>
+              </w:rPr>
+              <w:t>HS làm bài tập lý thuyết (5 phút) và thực hành gõ bàn phím (5 phút).</w:t>
+            </w:r>
+          </w:p>
+        </w:tc>
+        <w:tc>
+          <w:tcPr>
+            <w:tcW w:type="dxa" w:w="3611"/>
+          </w:tcPr>
+          <w:p>
+            <w:pPr>
+              <w:spacing w:line="276" w:lineRule="auto"/>
+            </w:pPr>
+          </w:p>
+        </w:tc>
+      </w:tr>
+      <w:tr>
+        <w:tc>
+          <w:tcPr>
+            <w:tcW w:type="dxa" w:w="1805"/>
+          </w:tcPr>
+          <w:p>
+            <w:pPr>
+              <w:spacing w:line="276" w:lineRule="auto"/>
+              <w:jc w:val="center"/>
+            </w:pPr>
+            <w:r>
+              <w:rPr>
+                <w:rFonts w:ascii="Times New Roman" w:hAnsi="Times New Roman" w:cs="Times New Roman" w:eastAsia="Times New Roman"/>
+                <w:b/>
+                <w:i/>
+                <w:sz w:val="26"/>
+              </w:rPr>
+              <w:t>Bước 3:</w:t>
+            </w:r>
+          </w:p>
+          <w:p>
+            <w:r>
+              <w:rPr>
+                <w:rFonts w:ascii="Times New Roman" w:hAnsi="Times New Roman" w:cs="Times New Roman" w:eastAsia="Times New Roman"/>
+                <w:b/>
+                <w:i/>
+                <w:sz w:val="26"/>
+              </w:rPr>
+              <w:t>Báo cáo kết quả</w:t>
+            </w:r>
+          </w:p>
+          <w:p>
+            <w:r>
+              <w:rPr>
+                <w:rFonts w:ascii="Times New Roman" w:hAnsi="Times New Roman" w:cs="Times New Roman" w:eastAsia="Times New Roman"/>
+                <w:b/>
+                <w:i/>
+                <w:sz w:val="26"/>
+              </w:rPr>
+              <w:t>hoạt động</w:t>
+            </w:r>
+          </w:p>
+        </w:tc>
+        <w:tc>
+          <w:tcPr>
+            <w:tcW w:type="dxa" w:w="3610"/>
+          </w:tcPr>
+          <w:p>
+            <w:pPr>
+              <w:spacing w:line="276" w:lineRule="auto"/>
+            </w:pPr>
+            <w:r>
+              <w:rPr>
+                <w:rFonts w:ascii="Times New Roman" w:hAnsi="Times New Roman" w:cs="Times New Roman" w:eastAsia="Times New Roman"/>
+                <w:b w:val="0"/>
+                <w:i w:val="0"/>
+                <w:sz w:val="26"/>
+              </w:rPr>
+              <w:t>HS đổi phiếu kiểm tra chéo. GV chiếu đáp án. HS báo cáo kết quả gõ bàn phím.</w:t>
+            </w:r>
+          </w:p>
+        </w:tc>
+        <w:tc>
+          <w:tcPr>
+            <w:tcW w:type="dxa" w:w="3611"/>
+          </w:tcPr>
+          <w:p>
+            <w:pPr>
+              <w:spacing w:line="276" w:lineRule="auto"/>
+            </w:pPr>
+          </w:p>
+        </w:tc>
+      </w:tr>
+      <w:tr>
+        <w:tc>
+          <w:tcPr>
+            <w:tcW w:type="dxa" w:w="1805"/>
+          </w:tcPr>
+          <w:p>
+            <w:pPr>
+              <w:spacing w:line="276" w:lineRule="auto"/>
+              <w:jc w:val="center"/>
+            </w:pPr>
+            <w:r>
+              <w:rPr>
+                <w:rFonts w:ascii="Times New Roman" w:hAnsi="Times New Roman" w:cs="Times New Roman" w:eastAsia="Times New Roman"/>
+                <w:b/>
+                <w:i/>
+                <w:sz w:val="26"/>
+              </w:rPr>
+              <w:t>Bước 4:</w:t>
+            </w:r>
+          </w:p>
+          <w:p>
+            <w:r>
+              <w:rPr>
+                <w:rFonts w:ascii="Times New Roman" w:hAnsi="Times New Roman" w:cs="Times New Roman" w:eastAsia="Times New Roman"/>
+                <w:b/>
+                <w:i/>
+                <w:sz w:val="26"/>
+              </w:rPr>
+              <w:t>Đánh giá kết quả</w:t>
+            </w:r>
+          </w:p>
+          <w:p>
+            <w:r>
+              <w:rPr>
+                <w:rFonts w:ascii="Times New Roman" w:hAnsi="Times New Roman" w:cs="Times New Roman" w:eastAsia="Times New Roman"/>
+                <w:b/>
+                <w:i/>
+                <w:sz w:val="26"/>
+              </w:rPr>
+              <w:t>thực hiện nhiệm vụ</w:t>
+            </w:r>
+          </w:p>
+        </w:tc>
+        <w:tc>
+          <w:tcPr>
+            <w:tcW w:type="dxa" w:w="3610"/>
+          </w:tcPr>
+          <w:p>
+            <w:pPr>
+              <w:spacing w:line="276" w:lineRule="auto"/>
+            </w:pPr>
+            <w:r>
+              <w:rPr>
+                <w:rFonts w:ascii="Times New Roman" w:hAnsi="Times New Roman" w:cs="Times New Roman" w:eastAsia="Times New Roman"/>
+                <w:b w:val="0"/>
+                <w:i w:val="0"/>
+                <w:sz w:val="26"/>
+              </w:rPr>
+              <w:t>GV nhận xét kết quả thực hành. Nhấn mạnh tư thế ngồi và cách đặt tay đúng.</w:t>
+            </w:r>
+          </w:p>
+        </w:tc>
+        <w:tc>
+          <w:tcPr>
+            <w:tcW w:type="dxa" w:w="3611"/>
+          </w:tcPr>
+          <w:p>
+            <w:pPr>
+              <w:spacing w:line="276" w:lineRule="auto"/>
+            </w:pPr>
+          </w:p>
+        </w:tc>
+      </w:tr>
+    </w:tbl>
+    <w:p>
+      <w:pPr>
+        <w:spacing w:line="276" w:lineRule="auto"/>
+      </w:pPr>
     </w:p>
     <w:p>
       <w:pPr>
@@ -1295,100 +2180,389 @@
         </w:rPr>
         <w:t xml:space="preserve">d) Tổ chức thực hiện: </w:t>
       </w:r>
-      <w:r>
-        <w:rPr>
-          <w:rFonts w:ascii="Times New Roman" w:hAnsi="Times New Roman" w:cs="Times New Roman" w:eastAsia="Times New Roman"/>
-          <w:sz w:val="26"/>
-        </w:rPr>
-      </w:r>
-    </w:p>
-    <w:p>
-      <w:pPr>
-        <w:spacing w:after="0" w:line="276" w:lineRule="auto"/>
-        <w:ind w:firstLine="567"/>
-      </w:pPr>
-      <w:r>
-        <w:rPr>
-          <w:rFonts w:ascii="Times New Roman" w:hAnsi="Times New Roman" w:cs="Times New Roman" w:eastAsia="Times New Roman"/>
-          <w:i/>
-          <w:sz w:val="26"/>
-        </w:rPr>
-        <w:t>Bước 1. Chuyển giao nhiệm vụ học tập</w:t>
-      </w:r>
-      <w:r>
-        <w:rPr>
-          <w:rFonts w:ascii="Times New Roman" w:hAnsi="Times New Roman" w:cs="Times New Roman" w:eastAsia="Times New Roman"/>
-          <w:sz w:val="26"/>
-        </w:rPr>
-        <w:br/>
-        <w:t>GV giao nhiệm vụ: Tìm hiểu 2 thiết bị vào-ra hiện đại chưa học, viết mô tả ngắn.</w:t>
-      </w:r>
-    </w:p>
-    <w:p>
-      <w:pPr>
-        <w:spacing w:after="0" w:line="276" w:lineRule="auto"/>
-        <w:ind w:firstLine="567"/>
-      </w:pPr>
-      <w:r>
-        <w:rPr>
-          <w:rFonts w:ascii="Times New Roman" w:hAnsi="Times New Roman" w:cs="Times New Roman" w:eastAsia="Times New Roman"/>
-          <w:i/>
-          <w:sz w:val="26"/>
-        </w:rPr>
-        <w:t>Bước 2. Học sinh tiếp nhận nhiệm vụ học tập</w:t>
-      </w:r>
-      <w:r>
-        <w:rPr>
-          <w:rFonts w:ascii="Times New Roman" w:hAnsi="Times New Roman" w:cs="Times New Roman" w:eastAsia="Times New Roman"/>
-          <w:sz w:val="26"/>
-        </w:rPr>
-        <w:br/>
-        <w:t>HS ghi nhiệm vụ vào sổ tay.</w:t>
-      </w:r>
-    </w:p>
-    <w:p>
-      <w:pPr>
-        <w:spacing w:after="0" w:line="276" w:lineRule="auto"/>
-        <w:ind w:firstLine="567"/>
-      </w:pPr>
-      <w:r>
-        <w:rPr>
-          <w:rFonts w:ascii="Times New Roman" w:hAnsi="Times New Roman" w:cs="Times New Roman" w:eastAsia="Times New Roman"/>
-          <w:i/>
-          <w:sz w:val="26"/>
-        </w:rPr>
-        <w:t>Bước 3. Báo cáo kết quả hoạt động</w:t>
-      </w:r>
-      <w:r>
-        <w:rPr>
-          <w:rFonts w:ascii="Times New Roman" w:hAnsi="Times New Roman" w:cs="Times New Roman" w:eastAsia="Times New Roman"/>
-          <w:sz w:val="26"/>
-        </w:rPr>
-        <w:br/>
-        <w:t>Nộp bài đầu tiết học sau, sẽ được chia sẻ với lớp.</w:t>
-      </w:r>
-    </w:p>
-    <w:p>
-      <w:pPr>
-        <w:spacing w:after="0" w:line="276" w:lineRule="auto"/>
-        <w:ind w:firstLine="567"/>
-      </w:pPr>
-      <w:r>
-        <w:rPr>
-          <w:rFonts w:ascii="Times New Roman" w:hAnsi="Times New Roman" w:cs="Times New Roman" w:eastAsia="Times New Roman"/>
-          <w:i/>
-          <w:sz w:val="26"/>
-        </w:rPr>
-        <w:t>Bước 4. Giáo viên nhắc nhở nhiệm vụ về nhà</w:t>
-      </w:r>
-      <w:r>
-        <w:rPr>
-          <w:rFonts w:ascii="Times New Roman" w:hAnsi="Times New Roman" w:cs="Times New Roman" w:eastAsia="Times New Roman"/>
-          <w:sz w:val="26"/>
-        </w:rPr>
-        <w:br/>
-        <w:t>GV gợi ý: Tìm kiếm trên Internet với từ khóa "thiết bị đầu vào máy tính mới nhất".</w:t>
-      </w:r>
+    </w:p>
+    <w:tbl>
+      <w:tblPr>
+        <w:tblW w:type="auto" w:w="0"/>
+        <w:tblLook w:firstColumn="1" w:firstRow="1" w:lastColumn="0" w:lastRow="0" w:noHBand="0" w:noVBand="1" w:val="04A0"/>
+        <w:tblBorders>
+          <w:top w:val="single" w:sz="4" w:color="000000" w:space="0"/>
+          <w:left w:val="single" w:sz="4" w:color="000000" w:space="0"/>
+          <w:bottom w:val="single" w:sz="4" w:color="000000" w:space="0"/>
+          <w:right w:val="single" w:sz="4" w:color="000000" w:space="0"/>
+          <w:insideH w:val="single" w:sz="4" w:color="000000" w:space="0"/>
+          <w:insideV w:val="single" w:sz="4" w:color="000000" w:space="0"/>
+        </w:tblBorders>
+      </w:tblPr>
+      <w:tblGrid>
+        <w:gridCol w:w="1805"/>
+        <w:gridCol w:w="3610"/>
+        <w:gridCol w:w="3611"/>
+      </w:tblGrid>
+      <w:tblGrid>
+        <w:gridCol w:w="3198"/>
+        <w:gridCol w:w="3198"/>
+        <w:gridCol w:w="3198"/>
+      </w:tblGrid>
+      <w:tr>
+        <w:tc>
+          <w:tcPr>
+            <w:tcW w:type="dxa" w:w="3198"/>
+          </w:tcPr>
+          <w:p>
+            <w:pPr>
+              <w:spacing w:line="276" w:lineRule="auto"/>
+              <w:jc w:val="center"/>
+            </w:pPr>
+            <w:r>
+              <w:rPr>
+                <w:rFonts w:ascii="Times New Roman" w:hAnsi="Times New Roman" w:cs="Times New Roman" w:eastAsia="Times New Roman"/>
+                <w:b/>
+                <w:i w:val="0"/>
+                <w:sz w:val="26"/>
+              </w:rPr>
+              <w:t>Bước</w:t>
+            </w:r>
+          </w:p>
+        </w:tc>
+        <w:tc>
+          <w:tcPr>
+            <w:tcW w:type="dxa" w:w="3198"/>
+          </w:tcPr>
+          <w:p>
+            <w:pPr>
+              <w:spacing w:line="276" w:lineRule="auto"/>
+              <w:jc w:val="center"/>
+            </w:pPr>
+            <w:r>
+              <w:rPr>
+                <w:rFonts w:ascii="Times New Roman" w:hAnsi="Times New Roman" w:cs="Times New Roman" w:eastAsia="Times New Roman"/>
+                <w:b/>
+                <w:i w:val="0"/>
+                <w:sz w:val="26"/>
+              </w:rPr>
+              <w:t>Hoạt động của GV</w:t>
+            </w:r>
+          </w:p>
+        </w:tc>
+        <w:tc>
+          <w:tcPr>
+            <w:tcW w:type="dxa" w:w="3198"/>
+          </w:tcPr>
+          <w:p>
+            <w:pPr>
+              <w:spacing w:line="276" w:lineRule="auto"/>
+              <w:jc w:val="center"/>
+            </w:pPr>
+            <w:r>
+              <w:rPr>
+                <w:rFonts w:ascii="Times New Roman" w:hAnsi="Times New Roman" w:cs="Times New Roman" w:eastAsia="Times New Roman"/>
+                <w:b/>
+                <w:i w:val="0"/>
+                <w:sz w:val="26"/>
+              </w:rPr>
+              <w:t>Hoạt động của HS</w:t>
+            </w:r>
+          </w:p>
+        </w:tc>
+      </w:tr>
+      <w:tr>
+        <w:tc>
+          <w:tcPr>
+            <w:tcW w:type="dxa" w:w="1805"/>
+          </w:tcPr>
+          <w:p>
+            <w:pPr>
+              <w:spacing w:line="276" w:lineRule="auto"/>
+              <w:jc w:val="center"/>
+            </w:pPr>
+            <w:r>
+              <w:rPr>
+                <w:rFonts w:ascii="Times New Roman" w:hAnsi="Times New Roman" w:cs="Times New Roman" w:eastAsia="Times New Roman"/>
+                <w:b/>
+                <w:i/>
+                <w:sz w:val="26"/>
+              </w:rPr>
+              <w:t>Bước 1:</w:t>
+            </w:r>
+          </w:p>
+          <w:p>
+            <w:r>
+              <w:rPr>
+                <w:rFonts w:ascii="Times New Roman" w:hAnsi="Times New Roman" w:cs="Times New Roman" w:eastAsia="Times New Roman"/>
+                <w:b/>
+                <w:i/>
+                <w:sz w:val="26"/>
+              </w:rPr>
+              <w:t>Chuyển giao</w:t>
+            </w:r>
+          </w:p>
+          <w:p>
+            <w:r>
+              <w:rPr>
+                <w:rFonts w:ascii="Times New Roman" w:hAnsi="Times New Roman" w:cs="Times New Roman" w:eastAsia="Times New Roman"/>
+                <w:b/>
+                <w:i/>
+                <w:sz w:val="26"/>
+              </w:rPr>
+              <w:t>nhiệm vụ học tập</w:t>
+            </w:r>
+          </w:p>
+        </w:tc>
+        <w:tc>
+          <w:tcPr>
+            <w:tcW w:type="dxa" w:w="3610"/>
+          </w:tcPr>
+          <w:p>
+            <w:pPr>
+              <w:spacing w:line="276" w:lineRule="auto"/>
+            </w:pPr>
+            <w:r>
+              <w:rPr>
+                <w:rFonts w:ascii="Times New Roman" w:hAnsi="Times New Roman" w:cs="Times New Roman" w:eastAsia="Times New Roman"/>
+                <w:b w:val="0"/>
+                <w:i w:val="0"/>
+                <w:sz w:val="26"/>
+              </w:rPr>
+              <w:t>GV giao nhiệm vụ: Tìm hiểu 2 thiết bị vào-ra hiện đại chưa học, viết mô tả ngắn.</w:t>
+            </w:r>
+          </w:p>
+        </w:tc>
+        <w:tc>
+          <w:tcPr>
+            <w:tcW w:type="dxa" w:w="3611"/>
+          </w:tcPr>
+          <w:p>
+            <w:pPr>
+              <w:spacing w:line="276" w:lineRule="auto"/>
+            </w:pPr>
+          </w:p>
+        </w:tc>
+      </w:tr>
+      <w:tr>
+        <w:tc>
+          <w:tcPr>
+            <w:tcW w:type="dxa" w:w="1805"/>
+          </w:tcPr>
+          <w:p>
+            <w:pPr>
+              <w:spacing w:line="276" w:lineRule="auto"/>
+              <w:jc w:val="center"/>
+            </w:pPr>
+            <w:r>
+              <w:rPr>
+                <w:rFonts w:ascii="Times New Roman" w:hAnsi="Times New Roman" w:cs="Times New Roman" w:eastAsia="Times New Roman"/>
+                <w:b/>
+                <w:i/>
+                <w:sz w:val="26"/>
+              </w:rPr>
+              <w:t>Bước 2:</w:t>
+            </w:r>
+          </w:p>
+          <w:p>
+            <w:r>
+              <w:rPr>
+                <w:rFonts w:ascii="Times New Roman" w:hAnsi="Times New Roman" w:cs="Times New Roman" w:eastAsia="Times New Roman"/>
+                <w:b/>
+                <w:i/>
+                <w:sz w:val="26"/>
+              </w:rPr>
+              <w:t>Học sinh tiếp nhận</w:t>
+            </w:r>
+          </w:p>
+          <w:p>
+            <w:r>
+              <w:rPr>
+                <w:rFonts w:ascii="Times New Roman" w:hAnsi="Times New Roman" w:cs="Times New Roman" w:eastAsia="Times New Roman"/>
+                <w:b/>
+                <w:i/>
+                <w:sz w:val="26"/>
+              </w:rPr>
+              <w:t>nhiệm vụ học tập</w:t>
+            </w:r>
+          </w:p>
+        </w:tc>
+        <w:tc>
+          <w:tcPr>
+            <w:tcW w:type="dxa" w:w="3610"/>
+          </w:tcPr>
+          <w:p>
+            <w:pPr>
+              <w:spacing w:line="276" w:lineRule="auto"/>
+            </w:pPr>
+            <w:r>
+              <w:rPr>
+                <w:rFonts w:ascii="Times New Roman" w:hAnsi="Times New Roman" w:cs="Times New Roman" w:eastAsia="Times New Roman"/>
+                <w:b w:val="0"/>
+                <w:i w:val="0"/>
+                <w:sz w:val="26"/>
+              </w:rPr>
+              <w:t>HS ghi nhiệm vụ vào sổ tay.</w:t>
+            </w:r>
+          </w:p>
+        </w:tc>
+        <w:tc>
+          <w:tcPr>
+            <w:tcW w:type="dxa" w:w="3611"/>
+          </w:tcPr>
+          <w:p>
+            <w:pPr>
+              <w:spacing w:line="276" w:lineRule="auto"/>
+            </w:pPr>
+          </w:p>
+        </w:tc>
+      </w:tr>
+      <w:tr>
+        <w:tc>
+          <w:tcPr>
+            <w:tcW w:type="dxa" w:w="1805"/>
+          </w:tcPr>
+          <w:p>
+            <w:pPr>
+              <w:spacing w:line="276" w:lineRule="auto"/>
+              <w:jc w:val="center"/>
+            </w:pPr>
+            <w:r>
+              <w:rPr>
+                <w:rFonts w:ascii="Times New Roman" w:hAnsi="Times New Roman" w:cs="Times New Roman" w:eastAsia="Times New Roman"/>
+                <w:b/>
+                <w:i/>
+                <w:sz w:val="26"/>
+              </w:rPr>
+              <w:t>Bước 3:</w:t>
+            </w:r>
+          </w:p>
+          <w:p>
+            <w:r>
+              <w:rPr>
+                <w:rFonts w:ascii="Times New Roman" w:hAnsi="Times New Roman" w:cs="Times New Roman" w:eastAsia="Times New Roman"/>
+                <w:b/>
+                <w:i/>
+                <w:sz w:val="26"/>
+              </w:rPr>
+              <w:t>Báo cáo kết quả</w:t>
+            </w:r>
+          </w:p>
+          <w:p>
+            <w:r>
+              <w:rPr>
+                <w:rFonts w:ascii="Times New Roman" w:hAnsi="Times New Roman" w:cs="Times New Roman" w:eastAsia="Times New Roman"/>
+                <w:b/>
+                <w:i/>
+                <w:sz w:val="26"/>
+              </w:rPr>
+              <w:t>hoạt động</w:t>
+            </w:r>
+          </w:p>
+        </w:tc>
+        <w:tc>
+          <w:tcPr>
+            <w:tcW w:type="dxa" w:w="3610"/>
+          </w:tcPr>
+          <w:p>
+            <w:pPr>
+              <w:spacing w:line="276" w:lineRule="auto"/>
+            </w:pPr>
+            <w:r>
+              <w:rPr>
+                <w:rFonts w:ascii="Times New Roman" w:hAnsi="Times New Roman" w:cs="Times New Roman" w:eastAsia="Times New Roman"/>
+                <w:b w:val="0"/>
+                <w:i w:val="0"/>
+                <w:sz w:val="26"/>
+              </w:rPr>
+              <w:t>Nộp bài đầu tiết học sau, sẽ được chia sẻ với lớp.</w:t>
+            </w:r>
+          </w:p>
+        </w:tc>
+        <w:tc>
+          <w:tcPr>
+            <w:tcW w:type="dxa" w:w="3611"/>
+          </w:tcPr>
+          <w:p>
+            <w:pPr>
+              <w:spacing w:line="276" w:lineRule="auto"/>
+            </w:pPr>
+          </w:p>
+        </w:tc>
+      </w:tr>
+      <w:tr>
+        <w:tc>
+          <w:tcPr>
+            <w:tcW w:type="dxa" w:w="1805"/>
+          </w:tcPr>
+          <w:p>
+            <w:pPr>
+              <w:spacing w:line="276" w:lineRule="auto"/>
+              <w:jc w:val="center"/>
+            </w:pPr>
+            <w:r>
+              <w:rPr>
+                <w:rFonts w:ascii="Times New Roman" w:hAnsi="Times New Roman" w:cs="Times New Roman" w:eastAsia="Times New Roman"/>
+                <w:b/>
+                <w:i/>
+                <w:sz w:val="26"/>
+              </w:rPr>
+              <w:t>Bước 4:</w:t>
+            </w:r>
+          </w:p>
+          <w:p>
+            <w:r>
+              <w:rPr>
+                <w:rFonts w:ascii="Times New Roman" w:hAnsi="Times New Roman" w:cs="Times New Roman" w:eastAsia="Times New Roman"/>
+                <w:b/>
+                <w:i/>
+                <w:sz w:val="26"/>
+              </w:rPr>
+              <w:t>Giáo viên nhắc nhở</w:t>
+            </w:r>
+          </w:p>
+          <w:p>
+            <w:r>
+              <w:rPr>
+                <w:rFonts w:ascii="Times New Roman" w:hAnsi="Times New Roman" w:cs="Times New Roman" w:eastAsia="Times New Roman"/>
+                <w:b/>
+                <w:i/>
+                <w:sz w:val="26"/>
+              </w:rPr>
+              <w:t>nhiệm vụ về nhà</w:t>
+            </w:r>
+          </w:p>
+        </w:tc>
+        <w:tc>
+          <w:tcPr>
+            <w:tcW w:type="dxa" w:w="3610"/>
+          </w:tcPr>
+          <w:p>
+            <w:pPr>
+              <w:spacing w:line="276" w:lineRule="auto"/>
+            </w:pPr>
+            <w:r>
+              <w:rPr>
+                <w:rFonts w:ascii="Times New Roman" w:hAnsi="Times New Roman" w:cs="Times New Roman" w:eastAsia="Times New Roman"/>
+                <w:b w:val="0"/>
+                <w:i w:val="0"/>
+                <w:sz w:val="26"/>
+              </w:rPr>
+              <w:t>GV gợi ý: Tìm kiếm trên Internet với từ khóa "thiết bị đầu vào máy tính mới nhất".</w:t>
+            </w:r>
+          </w:p>
+        </w:tc>
+        <w:tc>
+          <w:tcPr>
+            <w:tcW w:type="dxa" w:w="3611"/>
+          </w:tcPr>
+          <w:p>
+            <w:pPr>
+              <w:spacing w:line="276" w:lineRule="auto"/>
+            </w:pPr>
+          </w:p>
+        </w:tc>
+      </w:tr>
+    </w:tbl>
+    <w:p>
+      <w:pPr>
+        <w:spacing w:line="276" w:lineRule="auto"/>
+      </w:pPr>
     </w:p>
     <w:p>
       <w:pPr>

--- a/KHBD_Tin_học/Lớp_7/Bài_01/KHBD_Tin_hoc_Lớp_7_Bai01_Thiết_bị_vào_-_ra.docx
+++ b/KHBD_Tin_học/Lớp_7/Bài_01/KHBD_Tin_hoc_Lớp_7_Bai01_Thiết_bị_vào_-_ra.docx
@@ -885,7 +885,7 @@
                 <w:i w:val="0"/>
                 <w:sz w:val="26"/>
               </w:rPr>
-              <w:t>GV yêu cầu HS quan sát phòng máy và liệt kê nhanh các thiết bị nhìn thấy.</w:t>
+              <w:t>GV yêu cầu HS quan sát phòng máy và liệt kê nhanh các thiết bị nhìn thấy trong 2 phút.</w:t>
             </w:r>
           </w:p>
         </w:tc>
@@ -897,6 +897,15 @@
             <w:pPr>
               <w:spacing w:line="276" w:lineRule="auto"/>
             </w:pPr>
+            <w:r>
+              <w:rPr>
+                <w:rFonts w:ascii="Times New Roman" w:hAnsi="Times New Roman" w:cs="Times New Roman" w:eastAsia="Times New Roman"/>
+                <w:b w:val="0"/>
+                <w:i w:val="0"/>
+                <w:sz w:val="26"/>
+              </w:rPr>
+              <w:t>HS quan sát xung quanh phòng máy và ghi nhanh tên thiết bị vào giấy nháp.</w:t>
+            </w:r>
           </w:p>
         </w:tc>
       </w:tr>
@@ -958,7 +967,7 @@
                 <w:i w:val="0"/>
                 <w:sz w:val="26"/>
               </w:rPr>
-              <w:t>HS quan sát xung quanh và ghi nhanh vào giấy nháp.</w:t>
+              <w:t>GV theo dõi HS quan sát, nhắc nhở liệt kê tất cả thiết bị kể cả nhỏ như dây cáp.</w:t>
             </w:r>
           </w:p>
         </w:tc>
@@ -970,6 +979,15 @@
             <w:pPr>
               <w:spacing w:line="276" w:lineRule="auto"/>
             </w:pPr>
+            <w:r>
+              <w:rPr>
+                <w:rFonts w:ascii="Times New Roman" w:hAnsi="Times New Roman" w:cs="Times New Roman" w:eastAsia="Times New Roman"/>
+                <w:b w:val="0"/>
+                <w:i w:val="0"/>
+                <w:sz w:val="26"/>
+              </w:rPr>
+              <w:t>HS tiếp tục ghi chép, cố gắng liệt kê nhiều thiết bị nhất có thể.</w:t>
+            </w:r>
           </w:p>
         </w:tc>
       </w:tr>
@@ -1031,7 +1049,7 @@
                 <w:i w:val="0"/>
                 <w:sz w:val="26"/>
               </w:rPr>
-              <w:t>HS xung phong đọc danh sách. GV ghi lên bảng.</w:t>
+              <w:t>GV mời HS xung phong đọc danh sách, tổng hợp và ghi lên bảng.</w:t>
             </w:r>
           </w:p>
         </w:tc>
@@ -1043,6 +1061,15 @@
             <w:pPr>
               <w:spacing w:line="276" w:lineRule="auto"/>
             </w:pPr>
+            <w:r>
+              <w:rPr>
+                <w:rFonts w:ascii="Times New Roman" w:hAnsi="Times New Roman" w:cs="Times New Roman" w:eastAsia="Times New Roman"/>
+                <w:b w:val="0"/>
+                <w:i w:val="0"/>
+                <w:sz w:val="26"/>
+              </w:rPr>
+              <w:t>HS xung phong đọc danh sách, bổ sung nếu bạn còn thiếu.</w:t>
+            </w:r>
           </w:p>
         </w:tc>
       </w:tr>
@@ -1116,6 +1143,15 @@
             <w:pPr>
               <w:spacing w:line="276" w:lineRule="auto"/>
             </w:pPr>
+            <w:r>
+              <w:rPr>
+                <w:rFonts w:ascii="Times New Roman" w:hAnsi="Times New Roman" w:cs="Times New Roman" w:eastAsia="Times New Roman"/>
+                <w:b w:val="0"/>
+                <w:i w:val="0"/>
+                <w:sz w:val="26"/>
+              </w:rPr>
+              <w:t>HS suy nghĩ cách phân loại và sẵn sàng vào nội dung bài học.</w:t>
+            </w:r>
           </w:p>
         </w:tc>
       </w:tr>
@@ -1367,7 +1403,7 @@
                 <w:i w:val="0"/>
                 <w:sz w:val="26"/>
               </w:rPr>
-              <w:t>GV chiếu slide: Thiết bị vào = đưa thông tin/lệnh vào máy (bàn phím, chuột, micro, camera). Thiết bị ra = đưa thông tin ra ngoài (màn hình, máy in, loa).</w:t>
+              <w:t>GV chiếu slide: Thiết bị vào = đưa thông tin/lệnh vào máy (bàn phím, chuột, micro, camera). Thiết bị ra = đưa kết quả ra ngoài (màn hình, máy in, loa).</w:t>
             </w:r>
           </w:p>
         </w:tc>
@@ -1379,6 +1415,15 @@
             <w:pPr>
               <w:spacing w:line="276" w:lineRule="auto"/>
             </w:pPr>
+            <w:r>
+              <w:rPr>
+                <w:rFonts w:ascii="Times New Roman" w:hAnsi="Times New Roman" w:cs="Times New Roman" w:eastAsia="Times New Roman"/>
+                <w:b w:val="0"/>
+                <w:i w:val="0"/>
+                <w:sz w:val="26"/>
+              </w:rPr>
+              <w:t>HS theo dõi slide và đối chiếu với danh sách thiết bị vừa liệt kê.</w:t>
+            </w:r>
           </w:p>
         </w:tc>
       </w:tr>
@@ -1440,7 +1485,7 @@
                 <w:i w:val="0"/>
                 <w:sz w:val="26"/>
               </w:rPr>
-              <w:t>HS đọc SGK tr.6-8, gạch chân ví dụ. GV hỏi từng thiết bị: "Thiết bị này vào hay ra?"</w:t>
+              <w:t>GV hỏi từng thiết bị trong danh sách: "Thiết bị này là vào hay ra? Tại sao?"</w:t>
             </w:r>
           </w:p>
         </w:tc>
@@ -1452,6 +1497,15 @@
             <w:pPr>
               <w:spacing w:line="276" w:lineRule="auto"/>
             </w:pPr>
+            <w:r>
+              <w:rPr>
+                <w:rFonts w:ascii="Times New Roman" w:hAnsi="Times New Roman" w:cs="Times New Roman" w:eastAsia="Times New Roman"/>
+                <w:b w:val="0"/>
+                <w:i w:val="0"/>
+                <w:sz w:val="26"/>
+              </w:rPr>
+              <w:t>HS đọc SGK tr.6-8, gạch chân ví dụ, trả lời câu hỏi GV đặt ra.</w:t>
+            </w:r>
           </w:p>
         </w:tc>
       </w:tr>
@@ -1513,7 +1567,7 @@
                 <w:i w:val="0"/>
                 <w:sz w:val="26"/>
               </w:rPr>
-              <w:t>Nhóm 4 người thảo luận phân loại danh sách 10 thiết bị trên phiếu học tập. Đại diện trình bày.</w:t>
+              <w:t>GV giao phiếu học tập 10 thiết bị cho nhóm 4, yêu cầu phân loại và cử đại diện trình bày.</w:t>
             </w:r>
           </w:p>
         </w:tc>
@@ -1525,6 +1579,15 @@
             <w:pPr>
               <w:spacing w:line="276" w:lineRule="auto"/>
             </w:pPr>
+            <w:r>
+              <w:rPr>
+                <w:rFonts w:ascii="Times New Roman" w:hAnsi="Times New Roman" w:cs="Times New Roman" w:eastAsia="Times New Roman"/>
+                <w:b w:val="0"/>
+                <w:i w:val="0"/>
+                <w:sz w:val="26"/>
+              </w:rPr>
+              <w:t>Nhóm 4 thảo luận phân loại 10 thiết bị, đại diện trình bày kết quả.</w:t>
+            </w:r>
           </w:p>
         </w:tc>
       </w:tr>
@@ -1586,7 +1649,7 @@
                 <w:i w:val="0"/>
                 <w:sz w:val="26"/>
               </w:rPr>
-              <w:t>GV nhận xét, giải thích các trường hợp đặc biệt (màn hình cảm ứng = vừa vào vừa ra). HS ghi vở.</w:t>
+              <w:t>GV nhận xét, giải thích trường hợp đặc biệt (màn hình cảm ứng = vừa vào vừa ra).</w:t>
             </w:r>
           </w:p>
         </w:tc>
@@ -1598,6 +1661,15 @@
             <w:pPr>
               <w:spacing w:line="276" w:lineRule="auto"/>
             </w:pPr>
+            <w:r>
+              <w:rPr>
+                <w:rFonts w:ascii="Times New Roman" w:hAnsi="Times New Roman" w:cs="Times New Roman" w:eastAsia="Times New Roman"/>
+                <w:b w:val="0"/>
+                <w:i w:val="0"/>
+                <w:sz w:val="26"/>
+              </w:rPr>
+              <w:t>HS ghi vở định nghĩa, ví dụ 5 thiết bị vào và 5 thiết bị ra.</w:t>
+            </w:r>
           </w:p>
         </w:tc>
       </w:tr>
@@ -1849,7 +1921,7 @@
                 <w:i w:val="0"/>
                 <w:sz w:val="26"/>
               </w:rPr>
-              <w:t>GV phát phiếu: 10 câu hỏi phân loại thiết bị + 2 câu tình huống. HS mở máy, thực hành gõ đoạn văn.</w:t>
+              <w:t>GV phát phiếu bài tập 10 câu phân loại thiết bị + 2 câu tình huống; hướng dẫn HS mở máy thực hành gõ văn bản.</w:t>
             </w:r>
           </w:p>
         </w:tc>
@@ -1861,6 +1933,15 @@
             <w:pPr>
               <w:spacing w:line="276" w:lineRule="auto"/>
             </w:pPr>
+            <w:r>
+              <w:rPr>
+                <w:rFonts w:ascii="Times New Roman" w:hAnsi="Times New Roman" w:cs="Times New Roman" w:eastAsia="Times New Roman"/>
+                <w:b w:val="0"/>
+                <w:i w:val="0"/>
+                <w:sz w:val="26"/>
+              </w:rPr>
+              <w:t>HS nhận phiếu, bắt đầu làm bài tập lý thuyết và mở máy thực hành.</w:t>
+            </w:r>
           </w:p>
         </w:tc>
       </w:tr>
@@ -1922,18 +2003,27 @@
                 <w:i w:val="0"/>
                 <w:sz w:val="26"/>
               </w:rPr>
+              <w:t>GV quan sát HS làm bài và thực hành, hỗ trợ HS gặp khó khăn với bàn phím.</w:t>
+            </w:r>
+          </w:p>
+        </w:tc>
+        <w:tc>
+          <w:tcPr>
+            <w:tcW w:type="dxa" w:w="3611"/>
+          </w:tcPr>
+          <w:p>
+            <w:pPr>
+              <w:spacing w:line="276" w:lineRule="auto"/>
+            </w:pPr>
+            <w:r>
+              <w:rPr>
+                <w:rFonts w:ascii="Times New Roman" w:hAnsi="Times New Roman" w:cs="Times New Roman" w:eastAsia="Times New Roman"/>
+                <w:b w:val="0"/>
+                <w:i w:val="0"/>
+                <w:sz w:val="26"/>
+              </w:rPr>
               <w:t>HS làm bài tập lý thuyết (5 phút) và thực hành gõ bàn phím (5 phút).</w:t>
             </w:r>
-          </w:p>
-        </w:tc>
-        <w:tc>
-          <w:tcPr>
-            <w:tcW w:type="dxa" w:w="3611"/>
-          </w:tcPr>
-          <w:p>
-            <w:pPr>
-              <w:spacing w:line="276" w:lineRule="auto"/>
-            </w:pPr>
           </w:p>
         </w:tc>
       </w:tr>
@@ -1995,7 +2085,7 @@
                 <w:i w:val="0"/>
                 <w:sz w:val="26"/>
               </w:rPr>
-              <w:t>HS đổi phiếu kiểm tra chéo. GV chiếu đáp án. HS báo cáo kết quả gõ bàn phím.</w:t>
+              <w:t>GV hướng dẫn HS đổi phiếu kiểm tra chéo và chiếu đáp án.</w:t>
             </w:r>
           </w:p>
         </w:tc>
@@ -2007,6 +2097,15 @@
             <w:pPr>
               <w:spacing w:line="276" w:lineRule="auto"/>
             </w:pPr>
+            <w:r>
+              <w:rPr>
+                <w:rFonts w:ascii="Times New Roman" w:hAnsi="Times New Roman" w:cs="Times New Roman" w:eastAsia="Times New Roman"/>
+                <w:b w:val="0"/>
+                <w:i w:val="0"/>
+                <w:sz w:val="26"/>
+              </w:rPr>
+              <w:t>HS đổi phiếu kiểm tra chéo, báo cáo số câu đúng và kết quả gõ bàn phím.</w:t>
+            </w:r>
           </w:p>
         </w:tc>
       </w:tr>
@@ -2068,7 +2167,7 @@
                 <w:i w:val="0"/>
                 <w:sz w:val="26"/>
               </w:rPr>
-              <w:t>GV nhận xét kết quả thực hành. Nhấn mạnh tư thế ngồi và cách đặt tay đúng.</w:t>
+              <w:t>GV nhận xét kết quả thực hành, nhấn mạnh tư thế ngồi và cách đặt tay đúng.</w:t>
             </w:r>
           </w:p>
         </w:tc>
@@ -2080,6 +2179,15 @@
             <w:pPr>
               <w:spacing w:line="276" w:lineRule="auto"/>
             </w:pPr>
+            <w:r>
+              <w:rPr>
+                <w:rFonts w:ascii="Times New Roman" w:hAnsi="Times New Roman" w:cs="Times New Roman" w:eastAsia="Times New Roman"/>
+                <w:b w:val="0"/>
+                <w:i w:val="0"/>
+                <w:sz w:val="26"/>
+              </w:rPr>
+              <w:t>HS lắng nghe, điều chỉnh tư thế ngồi và cách đặt tay đúng.</w:t>
+            </w:r>
           </w:p>
         </w:tc>
       </w:tr>
@@ -2324,7 +2432,7 @@
                 <w:i w:val="0"/>
                 <w:sz w:val="26"/>
               </w:rPr>
-              <w:t>GV giao nhiệm vụ: Tìm hiểu 2 thiết bị vào-ra hiện đại chưa học, viết mô tả ngắn.</w:t>
+              <w:t>GV giao nhiệm vụ: Tìm hiểu 2 thiết bị vào-ra hiện đại chưa học trong bài, viết mô tả ngắn 5-7 câu.</w:t>
             </w:r>
           </w:p>
         </w:tc>
@@ -2336,6 +2444,15 @@
             <w:pPr>
               <w:spacing w:line="276" w:lineRule="auto"/>
             </w:pPr>
+            <w:r>
+              <w:rPr>
+                <w:rFonts w:ascii="Times New Roman" w:hAnsi="Times New Roman" w:cs="Times New Roman" w:eastAsia="Times New Roman"/>
+                <w:b w:val="0"/>
+                <w:i w:val="0"/>
+                <w:sz w:val="26"/>
+              </w:rPr>
+              <w:t>HS ghi nhiệm vụ vào sổ tay và hỏi nếu chưa rõ yêu cầu.</w:t>
+            </w:r>
           </w:p>
         </w:tc>
       </w:tr>
@@ -2397,7 +2514,7 @@
                 <w:i w:val="0"/>
                 <w:sz w:val="26"/>
               </w:rPr>
-              <w:t>HS ghi nhiệm vụ vào sổ tay.</w:t>
+              <w:t>GV gợi ý: VR headset, bút stylus, máy in 3D, găng tay haptic...</w:t>
             </w:r>
           </w:p>
         </w:tc>
@@ -2409,6 +2526,15 @@
             <w:pPr>
               <w:spacing w:line="276" w:lineRule="auto"/>
             </w:pPr>
+            <w:r>
+              <w:rPr>
+                <w:rFonts w:ascii="Times New Roman" w:hAnsi="Times New Roman" w:cs="Times New Roman" w:eastAsia="Times New Roman"/>
+                <w:b w:val="0"/>
+                <w:i w:val="0"/>
+                <w:sz w:val="26"/>
+              </w:rPr>
+              <w:t>HS ghi gợi ý và bắt đầu nghĩ về thiết bị sẽ tìm hiểu.</w:t>
+            </w:r>
           </w:p>
         </w:tc>
       </w:tr>
@@ -2470,7 +2596,7 @@
                 <w:i w:val="0"/>
                 <w:sz w:val="26"/>
               </w:rPr>
-              <w:t>Nộp bài đầu tiết học sau, sẽ được chia sẻ với lớp.</w:t>
+              <w:t>GV nhắc: Nộp bài đầu tiết học sau, bài hay sẽ được chia sẻ với lớp.</w:t>
             </w:r>
           </w:p>
         </w:tc>
@@ -2482,6 +2608,15 @@
             <w:pPr>
               <w:spacing w:line="276" w:lineRule="auto"/>
             </w:pPr>
+            <w:r>
+              <w:rPr>
+                <w:rFonts w:ascii="Times New Roman" w:hAnsi="Times New Roman" w:cs="Times New Roman" w:eastAsia="Times New Roman"/>
+                <w:b w:val="0"/>
+                <w:i w:val="0"/>
+                <w:sz w:val="26"/>
+              </w:rPr>
+              <w:t>HS chuẩn bị hoàn thành bài tập trước tiết sau.</w:t>
+            </w:r>
           </w:p>
         </w:tc>
       </w:tr>
@@ -2543,7 +2678,7 @@
                 <w:i w:val="0"/>
                 <w:sz w:val="26"/>
               </w:rPr>
-              <w:t>GV gợi ý: Tìm kiếm trên Internet với từ khóa "thiết bị đầu vào máy tính mới nhất".</w:t>
+              <w:t>GV gợi ý từ khóa tìm kiếm: "thiết bị vào ra hiện đại 2024" và kết thúc tiết.</w:t>
             </w:r>
           </w:p>
         </w:tc>
@@ -2555,6 +2690,15 @@
             <w:pPr>
               <w:spacing w:line="276" w:lineRule="auto"/>
             </w:pPr>
+            <w:r>
+              <w:rPr>
+                <w:rFonts w:ascii="Times New Roman" w:hAnsi="Times New Roman" w:cs="Times New Roman" w:eastAsia="Times New Roman"/>
+                <w:b w:val="0"/>
+                <w:i w:val="0"/>
+                <w:sz w:val="26"/>
+              </w:rPr>
+              <w:t>HS ghi từ khóa tìm kiếm, tắt máy đúng quy trình và rời phòng.</w:t>
+            </w:r>
           </w:p>
         </w:tc>
       </w:tr>

--- a/KHBD_Tin_học/Lớp_7/Bài_01/KHBD_Tin_hoc_Lớp_7_Bai01_Thiết_bị_vào_-_ra.docx
+++ b/KHBD_Tin_học/Lớp_7/Bài_01/KHBD_Tin_hoc_Lớp_7_Bai01_Thiết_bị_vào_-_ra.docx
@@ -2729,35 +2729,56 @@
       <w:r>
         <w:rPr>
           <w:rFonts w:ascii="Times New Roman" w:hAnsi="Times New Roman" w:cs="Times New Roman" w:eastAsia="Times New Roman"/>
-          <w:b/>
+          <w:b w:val="0"/>
           <w:i w:val="0"/>
           <w:sz w:val="26"/>
         </w:rPr>
-        <w:t>….……………………………………………………………………………………………..</w:t>
-      </w:r>
-    </w:p>
-    <w:p>
-      <w:pPr>
-        <w:jc w:val="center"/>
+        <w:t>........................................................................................................................</w:t>
+      </w:r>
+    </w:p>
+    <w:p>
+      <w:pPr>
         <w:spacing w:line="276" w:lineRule="auto"/>
       </w:pPr>
       <w:r>
         <w:rPr>
           <w:rFonts w:ascii="Times New Roman" w:hAnsi="Times New Roman" w:cs="Times New Roman" w:eastAsia="Times New Roman"/>
-          <w:b/>
+          <w:b w:val="0"/>
           <w:i w:val="0"/>
           <w:sz w:val="26"/>
         </w:rPr>
-        <w:t>Lưu ý: Sau 1 tuần mới để phần kí</w:t>
+        <w:t>........................................................................................................................</w:t>
+      </w:r>
+    </w:p>
+    <w:p>
+      <w:pPr>
+        <w:spacing w:line="276" w:lineRule="auto"/>
+      </w:pPr>
+      <w:r>
+        <w:rPr>
+          <w:rFonts w:ascii="Times New Roman" w:hAnsi="Times New Roman" w:cs="Times New Roman" w:eastAsia="Times New Roman"/>
+          <w:b w:val="0"/>
+          <w:i w:val="0"/>
+          <w:sz w:val="26"/>
+        </w:rPr>
+        <w:t>........................................................................................................................</w:t>
+      </w:r>
+    </w:p>
+    <w:p>
+      <w:pPr>
+        <w:spacing w:line="276" w:lineRule="auto"/>
+      </w:pPr>
+      <w:r>
+        <w:rPr>
+          <w:rFonts w:ascii="Times New Roman" w:hAnsi="Times New Roman" w:cs="Times New Roman" w:eastAsia="Times New Roman"/>
+          <w:b w:val="0"/>
+          <w:i w:val="0"/>
+          <w:sz w:val="26"/>
+        </w:rPr>
+        <w:t>........................................................................................................................</w:t>
       </w:r>
     </w:p>
     <w:p/>
-    <w:p>
-      <w:pPr>
-        <w:ind w:firstLine="284"/>
-        <w:spacing w:line="276" w:lineRule="auto"/>
-      </w:pPr>
-    </w:p>
     <w:tbl>
       <w:tblPr>
         <w:tblStyle w:val="a1"/>
